--- a/public/exports/contracts/nda-general/contract.uk.docx
+++ b/public/exports/contracts/nda-general/contract.uk.docx
@@ -46,68 +46,6 @@
           <w:szCs w:val="48"/>
         </w:rPr>
         <w:t xml:space="preserve">Non-Disclosure Agreement</w:t>
-      </w:r>
-    </w:p>
-    <w:p>
-      <w:pPr>
-        <w:spacing w:after="240"/>
-        <w:jc w:val="center"/>
-      </w:pPr>
-      <w:r>
-        <w:rPr>
-          <w:i/>
-          <w:iCs/>
-          <w:color w:val="555555"/>
-          <w:sz w:val="22"/>
-          <w:szCs w:val="22"/>
-        </w:rPr>
-        <w:t xml:space="preserve">між</w:t>
-      </w:r>
-    </w:p>
-    <w:p>
-      <w:pPr>
-        <w:spacing w:after="120"/>
-        <w:jc w:val="center"/>
-      </w:pPr>
-      <w:r>
-        <w:rPr>
-          <w:b/>
-          <w:bCs/>
-          <w:sz w:val="24"/>
-          <w:szCs w:val="24"/>
-        </w:rPr>
-        <w:t xml:space="preserve">Sloboda Software GMBH</w:t>
-      </w:r>
-    </w:p>
-    <w:p>
-      <w:pPr>
-        <w:spacing w:after="120"/>
-        <w:jc w:val="center"/>
-      </w:pPr>
-      <w:r>
-        <w:rPr>
-          <w:i/>
-          <w:iCs/>
-          <w:color w:val="555555"/>
-          <w:sz w:val="22"/>
-          <w:szCs w:val="22"/>
-        </w:rPr>
-        <w:t xml:space="preserve">та</w:t>
-      </w:r>
-    </w:p>
-    <w:p>
-      <w:pPr>
-        <w:spacing w:after="800"/>
-        <w:jc w:val="center"/>
-      </w:pPr>
-      <w:r>
-        <w:rPr>
-          <w:b/>
-          <w:bCs/>
-          <w:sz w:val="24"/>
-          <w:szCs w:val="24"/>
-        </w:rPr>
-        <w:t xml:space="preserve">Клієнт</w:t>
       </w:r>
     </w:p>
     <w:p>
